--- a/to-prd/assets/brief/PRD템플릿_v1.4.docx
+++ b/to-prd/assets/brief/PRD템플릿_v1.4.docx
@@ -1007,7 +1007,7 @@
         <w:t>AI를 사용하는 경우</w:t>
       </w:r>
       <w:r>
-        <w:t xml:space="preserve"> — AI가 할 일과 사람이 확인할 일. AI를 쓰지 않으면 이 칸과 아래 여섯 칸은 비워 두세요.</w:t>
+        <w:t xml:space="preserve"> — AI가 할 일과 사람이 확인할 일. AI를 쓰지 않으면 이 칸과 아래 AI 관련 칸은 비워 두세요.</w:t>
       </w:r>
     </w:p>
     <w:p>
